--- a/lab_suite/labs/01_01_BeerCoasterTelegraph/submissions/answers.docx
+++ b/lab_suite/labs/01_01_BeerCoasterTelegraph/submissions/answers.docx
@@ -240,7 +240,11 @@
         <w:t xml:space="preserve"> Dabei haben wir eine begrenzte Anzahl von Bierdeckeln, die wir von einer beliebigen Anzahl verschiedener Brauerei auswählen können.</w:t>
       </w:r>
     </w:p>
-    <w:p/>
+    <w:p>
+      <w:r>
+        <w:br w:type="page"/>
+      </w:r>
+    </w:p>
     <w:p>
       <w:pPr>
         <w:rPr>
@@ -253,6 +257,7 @@
           <w:bCs/>
           <w:color w:val="0070C0"/>
         </w:rPr>
+        <w:lastRenderedPageBreak/>
         <w:t>Konkrete Fragestellung</w:t>
       </w:r>
       <w:r>
@@ -282,33 +287,511 @@
     </w:p>
     <w:p>
       <w:pPr>
-        <w:pStyle w:val="Listenabsatz"/>
-        <w:rPr>
-          <w:color w:val="0070C0"/>
+        <w:rPr>
+          <w:color w:val="000000" w:themeColor="text1"/>
         </w:rPr>
       </w:pPr>
+      <w:r>
+        <w:rPr>
+          <w:color w:val="000000" w:themeColor="text1"/>
+        </w:rPr>
+        <w:t>Antwort a):</w:t>
+      </w:r>
     </w:p>
     <w:p>
       <w:pPr>
-        <w:pStyle w:val="Listenabsatz"/>
-        <w:rPr>
-          <w:color w:val="0070C0"/>
+        <w:ind w:left="360"/>
+        <w:rPr>
+          <w:rFonts w:eastAsiaTheme="minorEastAsia"/>
+          <w:color w:val="000000" w:themeColor="text1"/>
         </w:rPr>
       </w:pPr>
-      <w:r>
-        <w:rPr>
-          <w:color w:val="0070C0"/>
-        </w:rPr>
-        <w:t xml:space="preserve">Von 3 </w:t>
-      </w:r>
+      <m:oMathPara>
+        <m:oMath>
+          <m:r>
+            <w:rPr>
+              <w:rFonts w:ascii="Cambria Math" w:hAnsi="Cambria Math"/>
+              <w:color w:val="000000" w:themeColor="text1"/>
+            </w:rPr>
+            <m:t>H</m:t>
+          </m:r>
+          <m:d>
+            <m:dPr>
+              <m:ctrlPr>
+                <w:rPr>
+                  <w:rFonts w:ascii="Cambria Math" w:hAnsi="Cambria Math"/>
+                  <w:i/>
+                  <w:color w:val="000000" w:themeColor="text1"/>
+                </w:rPr>
+              </m:ctrlPr>
+            </m:dPr>
+            <m:e>
+              <m:r>
+                <w:rPr>
+                  <w:rFonts w:ascii="Cambria Math" w:hAnsi="Cambria Math"/>
+                  <w:color w:val="000000" w:themeColor="text1"/>
+                </w:rPr>
+                <m:t>B</m:t>
+              </m:r>
+            </m:e>
+          </m:d>
+          <m:r>
+            <w:rPr>
+              <w:rFonts w:ascii="Cambria Math" w:hAnsi="Cambria Math"/>
+              <w:color w:val="000000" w:themeColor="text1"/>
+            </w:rPr>
+            <m:t>=</m:t>
+          </m:r>
+          <m:f>
+            <m:fPr>
+              <m:ctrlPr>
+                <w:rPr>
+                  <w:rFonts w:ascii="Cambria Math" w:hAnsi="Cambria Math"/>
+                  <w:i/>
+                  <w:color w:val="000000" w:themeColor="text1"/>
+                </w:rPr>
+              </m:ctrlPr>
+            </m:fPr>
+            <m:num>
+              <m:r>
+                <w:rPr>
+                  <w:rFonts w:ascii="Cambria Math" w:hAnsi="Cambria Math"/>
+                  <w:color w:val="000000" w:themeColor="text1"/>
+                </w:rPr>
+                <m:t>R</m:t>
+              </m:r>
+            </m:num>
+            <m:den>
+              <m:r>
+                <w:rPr>
+                  <w:rFonts w:ascii="Cambria Math" w:hAnsi="Cambria Math"/>
+                  <w:color w:val="000000" w:themeColor="text1"/>
+                </w:rPr>
+                <m:t>B</m:t>
+              </m:r>
+            </m:den>
+          </m:f>
+          <m:r>
+            <w:rPr>
+              <w:rFonts w:ascii="Cambria Math" w:hAnsi="Cambria Math"/>
+              <w:color w:val="000000" w:themeColor="text1"/>
+            </w:rPr>
+            <m:t>∙</m:t>
+          </m:r>
+          <m:sSub>
+            <m:sSubPr>
+              <m:ctrlPr>
+                <w:rPr>
+                  <w:rFonts w:ascii="Cambria Math" w:hAnsi="Cambria Math"/>
+                  <w:i/>
+                  <w:color w:val="000000" w:themeColor="text1"/>
+                </w:rPr>
+              </m:ctrlPr>
+            </m:sSubPr>
+            <m:e>
+              <m:r>
+                <w:rPr>
+                  <w:rFonts w:ascii="Cambria Math" w:hAnsi="Cambria Math"/>
+                  <w:color w:val="000000" w:themeColor="text1"/>
+                </w:rPr>
+                <m:t>log</m:t>
+              </m:r>
+            </m:e>
+            <m:sub>
+              <m:r>
+                <w:rPr>
+                  <w:rFonts w:ascii="Cambria Math" w:hAnsi="Cambria Math"/>
+                  <w:color w:val="000000" w:themeColor="text1"/>
+                </w:rPr>
+                <m:t>2</m:t>
+              </m:r>
+            </m:sub>
+          </m:sSub>
+          <m:d>
+            <m:dPr>
+              <m:ctrlPr>
+                <w:rPr>
+                  <w:rFonts w:ascii="Cambria Math" w:hAnsi="Cambria Math"/>
+                  <w:i/>
+                  <w:color w:val="000000" w:themeColor="text1"/>
+                </w:rPr>
+              </m:ctrlPr>
+            </m:dPr>
+            <m:e>
+              <m:r>
+                <w:rPr>
+                  <w:rFonts w:ascii="Cambria Math" w:hAnsi="Cambria Math"/>
+                  <w:color w:val="000000" w:themeColor="text1"/>
+                </w:rPr>
+                <m:t>B</m:t>
+              </m:r>
+            </m:e>
+          </m:d>
+        </m:oMath>
+      </m:oMathPara>
     </w:p>
     <w:p>
       <w:pPr>
-        <w:pStyle w:val="Listenabsatz"/>
-        <w:rPr>
-          <w:color w:val="0070C0"/>
+        <w:ind w:left="360"/>
+        <w:rPr>
+          <w:rFonts w:eastAsiaTheme="minorEastAsia"/>
+          <w:color w:val="000000" w:themeColor="text1"/>
         </w:rPr>
       </w:pPr>
+      <m:oMathPara>
+        <m:oMath>
+          <m:r>
+            <w:rPr>
+              <w:rFonts w:ascii="Cambria Math" w:hAnsi="Cambria Math"/>
+              <w:color w:val="000000" w:themeColor="text1"/>
+            </w:rPr>
+            <m:t>H</m:t>
+          </m:r>
+          <m:d>
+            <m:dPr>
+              <m:ctrlPr>
+                <w:rPr>
+                  <w:rFonts w:ascii="Cambria Math" w:hAnsi="Cambria Math"/>
+                  <w:i/>
+                  <w:color w:val="000000" w:themeColor="text1"/>
+                </w:rPr>
+              </m:ctrlPr>
+            </m:dPr>
+            <m:e>
+              <m:r>
+                <w:rPr>
+                  <w:rFonts w:ascii="Cambria Math" w:hAnsi="Cambria Math"/>
+                  <w:color w:val="000000" w:themeColor="text1"/>
+                </w:rPr>
+                <m:t>B</m:t>
+              </m:r>
+            </m:e>
+          </m:d>
+          <m:r>
+            <w:rPr>
+              <w:rFonts w:ascii="Cambria Math" w:hAnsi="Cambria Math"/>
+              <w:color w:val="000000" w:themeColor="text1"/>
+            </w:rPr>
+            <m:t>=</m:t>
+          </m:r>
+          <m:f>
+            <m:fPr>
+              <m:ctrlPr>
+                <w:rPr>
+                  <w:rFonts w:ascii="Cambria Math" w:hAnsi="Cambria Math"/>
+                  <w:i/>
+                  <w:color w:val="000000" w:themeColor="text1"/>
+                </w:rPr>
+              </m:ctrlPr>
+            </m:fPr>
+            <m:num>
+              <m:r>
+                <w:rPr>
+                  <w:rFonts w:ascii="Cambria Math" w:hAnsi="Cambria Math"/>
+                  <w:color w:val="000000" w:themeColor="text1"/>
+                </w:rPr>
+                <m:t>30</m:t>
+              </m:r>
+            </m:num>
+            <m:den>
+              <m:r>
+                <w:rPr>
+                  <w:rFonts w:ascii="Cambria Math" w:hAnsi="Cambria Math"/>
+                  <w:color w:val="000000" w:themeColor="text1"/>
+                </w:rPr>
+                <m:t>B</m:t>
+              </m:r>
+            </m:den>
+          </m:f>
+          <m:r>
+            <w:rPr>
+              <w:rFonts w:ascii="Cambria Math" w:hAnsi="Cambria Math"/>
+              <w:color w:val="000000" w:themeColor="text1"/>
+            </w:rPr>
+            <m:t>∙</m:t>
+          </m:r>
+          <m:sSub>
+            <m:sSubPr>
+              <m:ctrlPr>
+                <w:rPr>
+                  <w:rFonts w:ascii="Cambria Math" w:hAnsi="Cambria Math"/>
+                  <w:i/>
+                  <w:color w:val="000000" w:themeColor="text1"/>
+                </w:rPr>
+              </m:ctrlPr>
+            </m:sSubPr>
+            <m:e>
+              <m:r>
+                <w:rPr>
+                  <w:rFonts w:ascii="Cambria Math" w:hAnsi="Cambria Math"/>
+                  <w:color w:val="000000" w:themeColor="text1"/>
+                </w:rPr>
+                <m:t>log</m:t>
+              </m:r>
+            </m:e>
+            <m:sub>
+              <m:r>
+                <w:rPr>
+                  <w:rFonts w:ascii="Cambria Math" w:hAnsi="Cambria Math"/>
+                  <w:color w:val="000000" w:themeColor="text1"/>
+                </w:rPr>
+                <m:t>2</m:t>
+              </m:r>
+            </m:sub>
+          </m:sSub>
+          <m:d>
+            <m:dPr>
+              <m:ctrlPr>
+                <w:rPr>
+                  <w:rFonts w:ascii="Cambria Math" w:hAnsi="Cambria Math"/>
+                  <w:i/>
+                  <w:color w:val="000000" w:themeColor="text1"/>
+                </w:rPr>
+              </m:ctrlPr>
+            </m:dPr>
+            <m:e>
+              <m:r>
+                <w:rPr>
+                  <w:rFonts w:ascii="Cambria Math" w:hAnsi="Cambria Math"/>
+                  <w:color w:val="000000" w:themeColor="text1"/>
+                </w:rPr>
+                <m:t>B</m:t>
+              </m:r>
+            </m:e>
+          </m:d>
+        </m:oMath>
+      </m:oMathPara>
+    </w:p>
+    <w:p>
+      <w:pPr>
+        <w:ind w:left="360"/>
+        <w:rPr>
+          <w:rFonts w:eastAsiaTheme="minorEastAsia"/>
+          <w:color w:val="000000" w:themeColor="text1"/>
+        </w:rPr>
+      </w:pPr>
+      <m:oMathPara>
+        <m:oMath>
+          <m:r>
+            <w:rPr>
+              <w:rFonts w:ascii="Cambria Math" w:eastAsiaTheme="minorEastAsia" w:hAnsi="Cambria Math"/>
+              <w:color w:val="000000" w:themeColor="text1"/>
+            </w:rPr>
+            <m:t xml:space="preserve"> Ableitung nach B führt zu:</m:t>
+          </m:r>
+          <m:func>
+            <m:funcPr>
+              <m:ctrlPr>
+                <w:rPr>
+                  <w:rFonts w:ascii="Cambria Math" w:eastAsiaTheme="minorEastAsia" w:hAnsi="Cambria Math"/>
+                  <w:i/>
+                  <w:color w:val="000000" w:themeColor="text1"/>
+                </w:rPr>
+              </m:ctrlPr>
+            </m:funcPr>
+            <m:fName>
+              <m:r>
+                <m:rPr>
+                  <m:sty m:val="p"/>
+                </m:rPr>
+                <w:rPr>
+                  <w:rFonts w:ascii="Cambria Math" w:eastAsiaTheme="minorEastAsia" w:hAnsi="Cambria Math"/>
+                  <w:color w:val="000000" w:themeColor="text1"/>
+                </w:rPr>
+                <m:t>ln</m:t>
+              </m:r>
+            </m:fName>
+            <m:e>
+              <m:d>
+                <m:dPr>
+                  <m:ctrlPr>
+                    <w:rPr>
+                      <w:rFonts w:ascii="Cambria Math" w:eastAsiaTheme="minorEastAsia" w:hAnsi="Cambria Math"/>
+                      <w:i/>
+                      <w:color w:val="000000" w:themeColor="text1"/>
+                    </w:rPr>
+                  </m:ctrlPr>
+                </m:dPr>
+                <m:e>
+                  <m:r>
+                    <w:rPr>
+                      <w:rFonts w:ascii="Cambria Math" w:eastAsiaTheme="minorEastAsia" w:hAnsi="Cambria Math"/>
+                      <w:color w:val="000000" w:themeColor="text1"/>
+                    </w:rPr>
+                    <m:t>B</m:t>
+                  </m:r>
+                </m:e>
+              </m:d>
+            </m:e>
+          </m:func>
+          <m:r>
+            <w:rPr>
+              <w:rFonts w:ascii="Cambria Math" w:eastAsiaTheme="minorEastAsia" w:hAnsi="Cambria Math"/>
+              <w:color w:val="000000" w:themeColor="text1"/>
+            </w:rPr>
+            <m:t>=1</m:t>
+          </m:r>
+        </m:oMath>
+      </m:oMathPara>
+    </w:p>
+    <w:p>
+      <w:pPr>
+        <w:ind w:left="360"/>
+        <w:rPr>
+          <w:rFonts w:eastAsiaTheme="minorEastAsia"/>
+          <w:color w:val="000000" w:themeColor="text1"/>
+        </w:rPr>
+      </w:pPr>
+      <m:oMathPara>
+        <m:oMath>
+          <m:r>
+            <w:rPr>
+              <w:rFonts w:ascii="Cambria Math" w:eastAsiaTheme="minorEastAsia" w:hAnsi="Cambria Math"/>
+              <w:color w:val="000000" w:themeColor="text1"/>
+            </w:rPr>
+            <m:t>B=2,71828≈3</m:t>
+          </m:r>
+        </m:oMath>
+      </m:oMathPara>
+    </w:p>
+    <w:p>
+      <w:pPr>
+        <w:ind w:left="360"/>
+        <w:rPr>
+          <w:rFonts w:eastAsiaTheme="minorEastAsia"/>
+          <w:color w:val="000000" w:themeColor="text1"/>
+        </w:rPr>
+      </w:pPr>
+      <m:oMathPara>
+        <m:oMath>
+          <m:r>
+            <w:rPr>
+              <w:rFonts w:ascii="Cambria Math" w:hAnsi="Cambria Math"/>
+              <w:color w:val="000000" w:themeColor="text1"/>
+            </w:rPr>
+            <m:t>H</m:t>
+          </m:r>
+          <m:d>
+            <m:dPr>
+              <m:ctrlPr>
+                <w:rPr>
+                  <w:rFonts w:ascii="Cambria Math" w:hAnsi="Cambria Math"/>
+                  <w:i/>
+                  <w:color w:val="000000" w:themeColor="text1"/>
+                </w:rPr>
+              </m:ctrlPr>
+            </m:dPr>
+            <m:e>
+              <m:r>
+                <w:rPr>
+                  <w:rFonts w:ascii="Cambria Math" w:hAnsi="Cambria Math"/>
+                  <w:color w:val="000000" w:themeColor="text1"/>
+                </w:rPr>
+                <m:t>3</m:t>
+              </m:r>
+            </m:e>
+          </m:d>
+          <m:r>
+            <w:rPr>
+              <w:rFonts w:ascii="Cambria Math" w:hAnsi="Cambria Math"/>
+              <w:color w:val="000000" w:themeColor="text1"/>
+            </w:rPr>
+            <m:t>=</m:t>
+          </m:r>
+          <m:f>
+            <m:fPr>
+              <m:ctrlPr>
+                <w:rPr>
+                  <w:rFonts w:ascii="Cambria Math" w:hAnsi="Cambria Math"/>
+                  <w:i/>
+                  <w:color w:val="000000" w:themeColor="text1"/>
+                </w:rPr>
+              </m:ctrlPr>
+            </m:fPr>
+            <m:num>
+              <m:r>
+                <w:rPr>
+                  <w:rFonts w:ascii="Cambria Math" w:hAnsi="Cambria Math"/>
+                  <w:color w:val="000000" w:themeColor="text1"/>
+                </w:rPr>
+                <m:t>30</m:t>
+              </m:r>
+            </m:num>
+            <m:den>
+              <m:r>
+                <w:rPr>
+                  <w:rFonts w:ascii="Cambria Math" w:hAnsi="Cambria Math"/>
+                  <w:color w:val="000000" w:themeColor="text1"/>
+                </w:rPr>
+                <m:t>3</m:t>
+              </m:r>
+            </m:den>
+          </m:f>
+          <m:r>
+            <w:rPr>
+              <w:rFonts w:ascii="Cambria Math" w:hAnsi="Cambria Math"/>
+              <w:color w:val="000000" w:themeColor="text1"/>
+            </w:rPr>
+            <m:t>∙</m:t>
+          </m:r>
+          <m:sSub>
+            <m:sSubPr>
+              <m:ctrlPr>
+                <w:rPr>
+                  <w:rFonts w:ascii="Cambria Math" w:hAnsi="Cambria Math"/>
+                  <w:i/>
+                  <w:color w:val="000000" w:themeColor="text1"/>
+                </w:rPr>
+              </m:ctrlPr>
+            </m:sSubPr>
+            <m:e>
+              <m:r>
+                <w:rPr>
+                  <w:rFonts w:ascii="Cambria Math" w:hAnsi="Cambria Math"/>
+                  <w:color w:val="000000" w:themeColor="text1"/>
+                </w:rPr>
+                <m:t>log</m:t>
+              </m:r>
+            </m:e>
+            <m:sub>
+              <m:r>
+                <w:rPr>
+                  <w:rFonts w:ascii="Cambria Math" w:hAnsi="Cambria Math"/>
+                  <w:color w:val="000000" w:themeColor="text1"/>
+                </w:rPr>
+                <m:t>2</m:t>
+              </m:r>
+            </m:sub>
+          </m:sSub>
+          <m:d>
+            <m:dPr>
+              <m:ctrlPr>
+                <w:rPr>
+                  <w:rFonts w:ascii="Cambria Math" w:hAnsi="Cambria Math"/>
+                  <w:i/>
+                  <w:color w:val="000000" w:themeColor="text1"/>
+                </w:rPr>
+              </m:ctrlPr>
+            </m:dPr>
+            <m:e>
+              <m:r>
+                <w:rPr>
+                  <w:rFonts w:ascii="Cambria Math" w:hAnsi="Cambria Math"/>
+                  <w:color w:val="000000" w:themeColor="text1"/>
+                </w:rPr>
+                <m:t>3</m:t>
+              </m:r>
+            </m:e>
+          </m:d>
+          <m:r>
+            <w:rPr>
+              <w:rFonts w:ascii="Cambria Math" w:hAnsi="Cambria Math"/>
+              <w:color w:val="000000" w:themeColor="text1"/>
+            </w:rPr>
+            <m:t>=15,85</m:t>
+          </m:r>
+        </m:oMath>
+      </m:oMathPara>
     </w:p>
     <w:p>
       <w:pPr>
@@ -337,14 +820,7 @@
         <w:rPr>
           <w:color w:val="0070C0"/>
         </w:rPr>
-        <w:t xml:space="preserve">, dann </w:t>
-      </w:r>
-      <w:r>
-        <w:rPr>
-          <w:color w:val="0070C0"/>
-        </w:rPr>
-        <w:lastRenderedPageBreak/>
-        <w:t xml:space="preserve">lassen wir die </w:t>
+        <w:t xml:space="preserve">, dann lassen wir die </w:t>
       </w:r>
       <w:r>
         <w:rPr>
@@ -377,22 +853,106 @@
         <w:rPr>
           <w:color w:val="0070C0"/>
         </w:rPr>
-        <w:t xml:space="preserve">/s) du </w:t>
-      </w:r>
-      <w:proofErr w:type="spellStart"/>
-      <w:r>
-        <w:rPr>
-          <w:color w:val="0070C0"/>
-        </w:rPr>
-        <w:t>erzieleen</w:t>
-      </w:r>
-      <w:proofErr w:type="spellEnd"/>
-      <w:r>
-        <w:rPr>
-          <w:color w:val="0070C0"/>
-        </w:rPr>
-        <w:t xml:space="preserve"> kannst!</w:t>
-      </w:r>
+        <w:t>/s) du erzielen kannst!</w:t>
+      </w:r>
+    </w:p>
+    <w:p>
+      <w:r>
+        <w:t>Antwort b):</w:t>
+      </w:r>
+    </w:p>
+    <w:p>
+      <w:pPr>
+        <w:rPr>
+          <w:rFonts w:eastAsiaTheme="minorEastAsia"/>
+        </w:rPr>
+      </w:pPr>
+      <m:oMathPara>
+        <m:oMath>
+          <m:r>
+            <w:rPr>
+              <w:rFonts w:ascii="Cambria Math" w:hAnsi="Cambria Math"/>
+            </w:rPr>
+            <m:t>Gesamtzeit=</m:t>
+          </m:r>
+          <m:sSub>
+            <m:sSubPr>
+              <m:ctrlPr>
+                <w:rPr>
+                  <w:rFonts w:ascii="Cambria Math" w:hAnsi="Cambria Math"/>
+                  <w:i/>
+                </w:rPr>
+              </m:ctrlPr>
+            </m:sSubPr>
+            <m:e>
+              <m:r>
+                <w:rPr>
+                  <w:rFonts w:ascii="Cambria Math" w:hAnsi="Cambria Math"/>
+                </w:rPr>
+                <m:t>t</m:t>
+              </m:r>
+            </m:e>
+            <m:sub>
+              <m:r>
+                <w:rPr>
+                  <w:rFonts w:ascii="Cambria Math" w:hAnsi="Cambria Math"/>
+                </w:rPr>
+                <m:t>Schätzung</m:t>
+              </m:r>
+            </m:sub>
+          </m:sSub>
+          <m:r>
+            <w:rPr>
+              <w:rFonts w:ascii="Cambria Math" w:hAnsi="Cambria Math"/>
+            </w:rPr>
+            <m:t>+10s=10s+10s=20s</m:t>
+          </m:r>
+        </m:oMath>
+      </m:oMathPara>
+    </w:p>
+    <w:p>
+      <m:oMathPara>
+        <m:oMath>
+          <m:r>
+            <w:rPr>
+              <w:rFonts w:ascii="Cambria Math" w:hAnsi="Cambria Math"/>
+            </w:rPr>
+            <m:t xml:space="preserve">Datenrate= </m:t>
+          </m:r>
+          <m:f>
+            <m:fPr>
+              <m:ctrlPr>
+                <w:rPr>
+                  <w:rFonts w:ascii="Cambria Math" w:hAnsi="Cambria Math"/>
+                  <w:i/>
+                </w:rPr>
+              </m:ctrlPr>
+            </m:fPr>
+            <m:num>
+              <m:r>
+                <w:rPr>
+                  <w:rFonts w:ascii="Cambria Math" w:hAnsi="Cambria Math"/>
+                </w:rPr>
+                <m:t>H</m:t>
+              </m:r>
+            </m:num>
+            <m:den>
+              <m:r>
+                <w:rPr>
+                  <w:rFonts w:ascii="Cambria Math" w:hAnsi="Cambria Math"/>
+                </w:rPr>
+                <m:t>Gesamtzeit</m:t>
+              </m:r>
+            </m:den>
+          </m:f>
+          <m:r>
+            <w:rPr>
+              <w:rFonts w:ascii="Cambria Math" w:hAnsi="Cambria Math"/>
+            </w:rPr>
+            <m:t>=0,8 bit/s</m:t>
+          </m:r>
+        </m:oMath>
+      </m:oMathPara>
     </w:p>
     <w:p/>
     <w:p>
@@ -924,7 +1484,7 @@
   <w:style w:type="paragraph" w:default="1" w:styleId="Standard">
     <w:name w:val="Normal"/>
     <w:qFormat/>
-    <w:rsid w:val="00EA584B"/>
+    <w:rsid w:val="00E078E2"/>
   </w:style>
   <w:style w:type="paragraph" w:styleId="berschrift1">
     <w:name w:val="heading 1"/>
@@ -1440,6 +2000,16 @@
       <w:smallCaps/>
       <w:color w:val="0F4761" w:themeColor="accent1" w:themeShade="BF"/>
       <w:spacing w:val="5"/>
+    </w:rPr>
+  </w:style>
+  <w:style w:type="character" w:styleId="Platzhaltertext">
+    <w:name w:val="Placeholder Text"/>
+    <w:basedOn w:val="Absatz-Standardschriftart"/>
+    <w:uiPriority w:val="99"/>
+    <w:semiHidden/>
+    <w:rsid w:val="00E078E2"/>
+    <w:rPr>
+      <w:color w:val="666666"/>
     </w:rPr>
   </w:style>
 </w:styles>
